--- a/docassemble/MATCJointJointMotionFileMarriageCertificateLate/data/templates/jointmotiontofilemarriagecertificatelate.docx
+++ b/docassemble/MATCJointJointMotionFileMarriageCertificateLate/data/templates/jointmotiontofilemarriagecertificatelate.docx
@@ -147,6 +147,16 @@
           <w:sz w:val="20"/>
           <w:szCs w:val="20"/>
         </w:rPr>
+        <w:t xml:space="preserve"> | upper</w:t>
+      </w:r>
+      <w:r>
+        <w:rPr>
+          <w:rFonts w:ascii="Times New Roman" w:hAnsi="Times New Roman" w:cs="Times New Roman"/>
+          <w:color w:val="1F1F1F"/>
+          <w:kern w:val="0"/>
+          <w:sz w:val="20"/>
+          <w:szCs w:val="20"/>
+        </w:rPr>
         <w:t xml:space="preserve">  </w:t>
       </w:r>
       <w:r>
@@ -209,7 +219,27 @@
           <w:sz w:val="20"/>
           <w:szCs w:val="20"/>
         </w:rPr>
-        <w:t xml:space="preserve">  }}</w:t>
+        <w:t xml:space="preserve"> </w:t>
+      </w:r>
+      <w:r>
+        <w:rPr>
+          <w:rFonts w:ascii="Times New Roman" w:hAnsi="Times New Roman" w:cs="Times New Roman"/>
+          <w:color w:val="1F1F1F"/>
+          <w:kern w:val="0"/>
+          <w:sz w:val="20"/>
+          <w:szCs w:val="20"/>
+        </w:rPr>
+        <w:t xml:space="preserve">| upper  </w:t>
+      </w:r>
+      <w:r>
+        <w:rPr>
+          <w:rFonts w:ascii="Times New Roman" w:hAnsi="Times New Roman" w:cs="Times New Roman"/>
+          <w:color w:val="1F1F1F"/>
+          <w:kern w:val="0"/>
+          <w:sz w:val="20"/>
+          <w:szCs w:val="20"/>
+        </w:rPr>
+        <w:t xml:space="preserve"> }}</w:t>
       </w:r>
     </w:p>
     <w:p>
@@ -292,7 +322,27 @@
           <w:sz w:val="20"/>
           <w:szCs w:val="20"/>
         </w:rPr>
-        <w:t>[0]  }}</w:t>
+        <w:t xml:space="preserve">[0] </w:t>
+      </w:r>
+      <w:r>
+        <w:rPr>
+          <w:rFonts w:ascii="Times New Roman" w:hAnsi="Times New Roman" w:cs="Times New Roman"/>
+          <w:color w:val="1F1F1F"/>
+          <w:kern w:val="0"/>
+          <w:sz w:val="20"/>
+          <w:szCs w:val="20"/>
+        </w:rPr>
+        <w:t>| upper</w:t>
+      </w:r>
+      <w:r>
+        <w:rPr>
+          <w:rFonts w:ascii="Times New Roman" w:hAnsi="Times New Roman" w:cs="Times New Roman"/>
+          <w:color w:val="1F1F1F"/>
+          <w:kern w:val="0"/>
+          <w:sz w:val="20"/>
+          <w:szCs w:val="20"/>
+        </w:rPr>
+        <w:t xml:space="preserve"> }}</w:t>
       </w:r>
       <w:r>
         <w:rPr>
@@ -334,7 +384,27 @@
           <w:szCs w:val="20"/>
         </w:rPr>
         <w:br/>
-        <w:t>{{  users[1]  }}, Petitioner B</w:t>
+        <w:t xml:space="preserve">{{  users[1] </w:t>
+      </w:r>
+      <w:r>
+        <w:rPr>
+          <w:rFonts w:ascii="Times New Roman" w:hAnsi="Times New Roman" w:cs="Times New Roman"/>
+          <w:color w:val="1F1F1F"/>
+          <w:kern w:val="0"/>
+          <w:sz w:val="20"/>
+          <w:szCs w:val="20"/>
+        </w:rPr>
+        <w:t>| upper</w:t>
+      </w:r>
+      <w:r>
+        <w:rPr>
+          <w:rFonts w:ascii="Times New Roman" w:hAnsi="Times New Roman" w:cs="Times New Roman"/>
+          <w:color w:val="1F1F1F"/>
+          <w:kern w:val="0"/>
+          <w:sz w:val="20"/>
+          <w:szCs w:val="20"/>
+        </w:rPr>
+        <w:t xml:space="preserve"> }}, Petitioner B</w:t>
       </w:r>
       <w:r>
         <w:rPr>
@@ -556,7 +626,27 @@
           <w:sz w:val="20"/>
           <w:szCs w:val="20"/>
         </w:rPr>
-        <w:t xml:space="preserve">in the above named manner and </w:t>
+        <w:t>in the above named ma</w:t>
+      </w:r>
+      <w:r>
+        <w:rPr>
+          <w:rFonts w:ascii="Times New Roman" w:hAnsi="Times New Roman" w:cs="Times New Roman"/>
+          <w:color w:val="1F1F1F"/>
+          <w:kern w:val="0"/>
+          <w:sz w:val="20"/>
+          <w:szCs w:val="20"/>
+        </w:rPr>
+        <w:t>tt</w:t>
+      </w:r>
+      <w:r>
+        <w:rPr>
+          <w:rFonts w:ascii="Times New Roman" w:hAnsi="Times New Roman" w:cs="Times New Roman"/>
+          <w:color w:val="1F1F1F"/>
+          <w:kern w:val="0"/>
+          <w:sz w:val="20"/>
+          <w:szCs w:val="20"/>
+        </w:rPr>
+        <w:t xml:space="preserve">er and </w:t>
       </w:r>
       <w:r>
         <w:rPr>
@@ -868,7 +958,121 @@
           <w:sz w:val="20"/>
           <w:szCs w:val="20"/>
         </w:rPr>
-        <w:t xml:space="preserve">} </w:t>
+        <w:t>}</w:t>
+      </w:r>
+      <w:r>
+        <w:rPr>
+          <w:rFonts w:ascii="Times New Roman" w:hAnsi="Times New Roman" w:cs="Times New Roman"/>
+          <w:color w:val="1F1F1F"/>
+          <w:kern w:val="0"/>
+          <w:sz w:val="20"/>
+          <w:szCs w:val="20"/>
+        </w:rPr>
+        <w:t>,</w:t>
+      </w:r>
+      <w:r>
+        <w:rPr>
+          <w:rFonts w:ascii="Times New Roman" w:hAnsi="Times New Roman" w:cs="Times New Roman"/>
+          <w:color w:val="1F1F1F"/>
+          <w:kern w:val="0"/>
+          <w:sz w:val="20"/>
+          <w:szCs w:val="20"/>
+        </w:rPr>
+        <w:t xml:space="preserve"> {</w:t>
+      </w:r>
+      <w:r>
+        <w:rPr>
+          <w:rFonts w:ascii="Times New Roman" w:hAnsi="Times New Roman" w:cs="Times New Roman"/>
+          <w:color w:val="1F1F1F"/>
+          <w:kern w:val="0"/>
+          <w:sz w:val="20"/>
+          <w:szCs w:val="20"/>
+        </w:rPr>
+        <w:t xml:space="preserve">%if </w:t>
+      </w:r>
+      <w:proofErr w:type="spellStart"/>
+      <w:r>
+        <w:rPr>
+          <w:rFonts w:ascii="Times New Roman" w:hAnsi="Times New Roman" w:cs="Times New Roman"/>
+          <w:color w:val="1F1F1F"/>
+          <w:kern w:val="0"/>
+          <w:sz w:val="20"/>
+          <w:szCs w:val="20"/>
+        </w:rPr>
+        <w:t>international_marriage</w:t>
+      </w:r>
+      <w:proofErr w:type="spellEnd"/>
+      <w:r>
+        <w:rPr>
+          <w:rFonts w:ascii="Times New Roman" w:hAnsi="Times New Roman" w:cs="Times New Roman"/>
+          <w:color w:val="1F1F1F"/>
+          <w:kern w:val="0"/>
+          <w:sz w:val="20"/>
+          <w:szCs w:val="20"/>
+        </w:rPr>
+        <w:t xml:space="preserve"> %}</w:t>
+      </w:r>
+      <w:r>
+        <w:rPr>
+          <w:rFonts w:ascii="Times New Roman" w:hAnsi="Times New Roman" w:cs="Times New Roman"/>
+          <w:color w:val="1F1F1F"/>
+          <w:kern w:val="0"/>
+          <w:sz w:val="20"/>
+          <w:szCs w:val="20"/>
+        </w:rPr>
+        <w:t xml:space="preserve"> </w:t>
+      </w:r>
+      <w:r>
+        <w:rPr>
+          <w:rFonts w:ascii="Times New Roman" w:hAnsi="Times New Roman" w:cs="Times New Roman"/>
+          <w:color w:val="1F1F1F"/>
+          <w:kern w:val="0"/>
+          <w:sz w:val="20"/>
+          <w:szCs w:val="20"/>
+        </w:rPr>
+        <w:t xml:space="preserve">{{  </w:t>
+      </w:r>
+      <w:proofErr w:type="spellStart"/>
+      <w:r>
+        <w:rPr>
+          <w:rFonts w:ascii="Times New Roman" w:hAnsi="Times New Roman" w:cs="Times New Roman"/>
+          <w:color w:val="1F1F1F"/>
+          <w:kern w:val="0"/>
+          <w:sz w:val="20"/>
+          <w:szCs w:val="20"/>
+        </w:rPr>
+        <w:t>marriage_country</w:t>
+      </w:r>
+      <w:proofErr w:type="spellEnd"/>
+      <w:r>
+        <w:rPr>
+          <w:rFonts w:ascii="Times New Roman" w:hAnsi="Times New Roman" w:cs="Times New Roman"/>
+          <w:color w:val="1F1F1F"/>
+          <w:kern w:val="0"/>
+          <w:sz w:val="20"/>
+          <w:szCs w:val="20"/>
+        </w:rPr>
+        <w:t xml:space="preserve">  }} </w:t>
+      </w:r>
+      <w:r>
+        <w:rPr>
+          <w:rFonts w:ascii="Times New Roman" w:hAnsi="Times New Roman" w:cs="Times New Roman"/>
+          <w:color w:val="1F1F1F"/>
+          <w:kern w:val="0"/>
+          <w:sz w:val="20"/>
+          <w:szCs w:val="20"/>
+        </w:rPr>
+        <w:t>{% else %}</w:t>
+      </w:r>
+      <w:r>
+        <w:rPr>
+          <w:rFonts w:ascii="Times New Roman" w:hAnsi="Times New Roman" w:cs="Times New Roman"/>
+          <w:color w:val="1F1F1F"/>
+          <w:kern w:val="0"/>
+          <w:sz w:val="20"/>
+          <w:szCs w:val="20"/>
+        </w:rPr>
+        <w:t xml:space="preserve"> </w:t>
       </w:r>
       <w:r>
         <w:rPr>
@@ -950,99 +1154,27 @@
           <w:sz w:val="20"/>
           <w:szCs w:val="20"/>
         </w:rPr>
-        <w:t xml:space="preserve"> {</w:t>
-      </w:r>
-      <w:r>
-        <w:rPr>
-          <w:rFonts w:ascii="Times New Roman" w:hAnsi="Times New Roman" w:cs="Times New Roman"/>
-          <w:color w:val="1F1F1F"/>
-          <w:kern w:val="0"/>
-          <w:sz w:val="20"/>
-          <w:szCs w:val="20"/>
-        </w:rPr>
-        <w:t>{</w:t>
-      </w:r>
-      <w:r>
-        <w:rPr>
-          <w:rFonts w:ascii="Times New Roman" w:hAnsi="Times New Roman" w:cs="Times New Roman"/>
-          <w:color w:val="1F1F1F"/>
-          <w:kern w:val="0"/>
-          <w:sz w:val="20"/>
-          <w:szCs w:val="20"/>
-        </w:rPr>
-        <w:t xml:space="preserve">  </w:t>
-      </w:r>
-      <w:proofErr w:type="spellStart"/>
-      <w:r>
-        <w:rPr>
-          <w:rFonts w:ascii="Times New Roman" w:hAnsi="Times New Roman" w:cs="Times New Roman"/>
-          <w:color w:val="1F1F1F"/>
-          <w:kern w:val="0"/>
-          <w:sz w:val="20"/>
-          <w:szCs w:val="20"/>
-        </w:rPr>
-        <w:t>marriage</w:t>
-      </w:r>
-      <w:r>
-        <w:rPr>
-          <w:rFonts w:ascii="Times New Roman" w:hAnsi="Times New Roman" w:cs="Times New Roman"/>
-          <w:color w:val="1F1F1F"/>
-          <w:kern w:val="0"/>
-          <w:sz w:val="20"/>
-          <w:szCs w:val="20"/>
-        </w:rPr>
-        <w:t>_</w:t>
-      </w:r>
-      <w:r>
-        <w:rPr>
-          <w:rFonts w:ascii="Times New Roman" w:hAnsi="Times New Roman" w:cs="Times New Roman"/>
-          <w:color w:val="1F1F1F"/>
-          <w:kern w:val="0"/>
-          <w:sz w:val="20"/>
-          <w:szCs w:val="20"/>
-        </w:rPr>
-        <w:t>country</w:t>
-      </w:r>
-      <w:proofErr w:type="spellEnd"/>
-      <w:r>
-        <w:rPr>
-          <w:rFonts w:ascii="Times New Roman" w:hAnsi="Times New Roman" w:cs="Times New Roman"/>
-          <w:color w:val="1F1F1F"/>
-          <w:kern w:val="0"/>
-          <w:sz w:val="20"/>
-          <w:szCs w:val="20"/>
-        </w:rPr>
-        <w:t xml:space="preserve">  </w:t>
-      </w:r>
-      <w:r>
-        <w:rPr>
-          <w:rFonts w:ascii="Times New Roman" w:hAnsi="Times New Roman" w:cs="Times New Roman"/>
-          <w:color w:val="1F1F1F"/>
-          <w:kern w:val="0"/>
-          <w:sz w:val="20"/>
-          <w:szCs w:val="20"/>
-        </w:rPr>
-        <w:t>}</w:t>
-      </w:r>
-      <w:r>
-        <w:rPr>
-          <w:rFonts w:ascii="Times New Roman" w:hAnsi="Times New Roman" w:cs="Times New Roman"/>
-          <w:color w:val="1F1F1F"/>
-          <w:kern w:val="0"/>
-          <w:sz w:val="20"/>
-          <w:szCs w:val="20"/>
-        </w:rPr>
-        <w:t>}</w:t>
-      </w:r>
-      <w:r>
-        <w:rPr>
-          <w:rFonts w:ascii="Times New Roman" w:hAnsi="Times New Roman" w:cs="Times New Roman"/>
-          <w:color w:val="1F1F1F"/>
-          <w:kern w:val="0"/>
-          <w:sz w:val="20"/>
-          <w:szCs w:val="20"/>
-        </w:rPr>
-        <w:t xml:space="preserve"> on {{  </w:t>
+        <w:t xml:space="preserve"> </w:t>
+      </w:r>
+      <w:r>
+        <w:rPr>
+          <w:rFonts w:ascii="Times New Roman" w:hAnsi="Times New Roman" w:cs="Times New Roman"/>
+          <w:color w:val="1F1F1F"/>
+          <w:kern w:val="0"/>
+          <w:sz w:val="20"/>
+          <w:szCs w:val="20"/>
+        </w:rPr>
+        <w:t xml:space="preserve">{% endif %} </w:t>
+      </w:r>
+      <w:r>
+        <w:rPr>
+          <w:rFonts w:ascii="Times New Roman" w:hAnsi="Times New Roman" w:cs="Times New Roman"/>
+          <w:color w:val="1F1F1F"/>
+          <w:kern w:val="0"/>
+          <w:sz w:val="20"/>
+          <w:szCs w:val="20"/>
+        </w:rPr>
+        <w:t xml:space="preserve">on {{  </w:t>
       </w:r>
       <w:proofErr w:type="spellStart"/>
       <w:r>
@@ -1753,48 +1885,6 @@
           <w:szCs w:val="20"/>
         </w:rPr>
       </w:pPr>
-      <w:r>
-        <w:rPr>
-          <w:rFonts w:ascii="Times New Roman" w:hAnsi="Times New Roman" w:cs="Times New Roman"/>
-          <w:color w:val="1F1F1F"/>
-          <w:kern w:val="0"/>
-          <w:sz w:val="20"/>
-          <w:szCs w:val="20"/>
-        </w:rPr>
-        <w:t xml:space="preserve">{{  </w:t>
-      </w:r>
-      <w:r>
-        <w:rPr>
-          <w:rFonts w:ascii="Times New Roman" w:hAnsi="Times New Roman" w:cs="Times New Roman"/>
-          <w:color w:val="1F1F1F"/>
-          <w:kern w:val="0"/>
-          <w:sz w:val="20"/>
-          <w:szCs w:val="20"/>
-        </w:rPr>
-        <w:t>attorneys[0].</w:t>
-      </w:r>
-      <w:proofErr w:type="spellStart"/>
-      <w:r>
-        <w:rPr>
-          <w:rFonts w:ascii="Times New Roman" w:hAnsi="Times New Roman" w:cs="Times New Roman"/>
-          <w:color w:val="1F1F1F"/>
-          <w:kern w:val="0"/>
-          <w:sz w:val="20"/>
-          <w:szCs w:val="20"/>
-        </w:rPr>
-        <w:t>bbo_number</w:t>
-      </w:r>
-      <w:proofErr w:type="spellEnd"/>
-      <w:r>
-        <w:rPr>
-          <w:rFonts w:ascii="Times New Roman" w:hAnsi="Times New Roman" w:cs="Times New Roman"/>
-          <w:color w:val="1F1F1F"/>
-          <w:kern w:val="0"/>
-          <w:sz w:val="20"/>
-          <w:szCs w:val="20"/>
-        </w:rPr>
-        <w:t xml:space="preserve">  }}</w:t>
-      </w:r>
     </w:p>
     <w:p>
       <w:pPr>
@@ -1812,6 +1902,38 @@
           <w:szCs w:val="20"/>
         </w:rPr>
       </w:pPr>
+      <w:r>
+        <w:rPr>
+          <w:rFonts w:ascii="Times New Roman" w:hAnsi="Times New Roman" w:cs="Times New Roman"/>
+          <w:color w:val="1F1F1F"/>
+          <w:kern w:val="0"/>
+          <w:sz w:val="20"/>
+          <w:szCs w:val="20"/>
+        </w:rPr>
+        <w:t xml:space="preserve">{%p if </w:t>
+      </w:r>
+      <w:proofErr w:type="spellStart"/>
+      <w:r>
+        <w:rPr>
+          <w:rFonts w:ascii="Times New Roman" w:hAnsi="Times New Roman" w:cs="Times New Roman"/>
+          <w:color w:val="1F1F1F"/>
+          <w:kern w:val="0"/>
+          <w:sz w:val="20"/>
+          <w:szCs w:val="20"/>
+        </w:rPr>
+        <w:t>i</w:t>
+      </w:r>
+      <w:proofErr w:type="spellEnd"/>
+      <w:r>
+        <w:rPr>
+          <w:rFonts w:ascii="Times New Roman" w:hAnsi="Times New Roman" w:cs="Times New Roman"/>
+          <w:color w:val="1F1F1F"/>
+          <w:kern w:val="0"/>
+          <w:sz w:val="20"/>
+          <w:szCs w:val="20"/>
+        </w:rPr>
+        <w:t xml:space="preserve"> == "final" %}</w:t>
+      </w:r>
     </w:p>
     <w:p>
       <w:pPr>
@@ -1823,43 +1945,49 @@
         <w:jc w:val="both"/>
         <w:rPr>
           <w:rFonts w:ascii="Times New Roman" w:hAnsi="Times New Roman" w:cs="Times New Roman"/>
-          <w:color w:val="1F1F1F"/>
-          <w:kern w:val="0"/>
-          <w:sz w:val="20"/>
-          <w:szCs w:val="20"/>
-        </w:rPr>
-      </w:pPr>
-      <w:r>
-        <w:rPr>
-          <w:rFonts w:ascii="Times New Roman" w:hAnsi="Times New Roman" w:cs="Times New Roman"/>
-          <w:color w:val="1F1F1F"/>
-          <w:kern w:val="0"/>
-          <w:sz w:val="20"/>
-          <w:szCs w:val="20"/>
-        </w:rPr>
-        <w:t xml:space="preserve">{%p if </w:t>
-      </w:r>
-      <w:proofErr w:type="spellStart"/>
-      <w:r>
-        <w:rPr>
-          <w:rFonts w:ascii="Times New Roman" w:hAnsi="Times New Roman" w:cs="Times New Roman"/>
-          <w:color w:val="1F1F1F"/>
-          <w:kern w:val="0"/>
-          <w:sz w:val="20"/>
-          <w:szCs w:val="20"/>
-        </w:rPr>
-        <w:t>i</w:t>
-      </w:r>
-      <w:proofErr w:type="spellEnd"/>
-      <w:r>
-        <w:rPr>
-          <w:rFonts w:ascii="Times New Roman" w:hAnsi="Times New Roman" w:cs="Times New Roman"/>
-          <w:color w:val="1F1F1F"/>
-          <w:kern w:val="0"/>
-          <w:sz w:val="20"/>
-          <w:szCs w:val="20"/>
-        </w:rPr>
-        <w:t xml:space="preserve"> == "final" %}</w:t>
+          <w:i/>
+          <w:iCs/>
+          <w:color w:val="1F1F1F"/>
+          <w:kern w:val="0"/>
+          <w:sz w:val="20"/>
+          <w:szCs w:val="20"/>
+        </w:rPr>
+      </w:pPr>
+      <w:r>
+        <w:rPr>
+          <w:rFonts w:ascii="Times New Roman" w:hAnsi="Times New Roman" w:cs="Times New Roman"/>
+          <w:i/>
+          <w:iCs/>
+          <w:color w:val="1F1F1F"/>
+          <w:kern w:val="0"/>
+          <w:sz w:val="20"/>
+          <w:szCs w:val="20"/>
+        </w:rPr>
+        <w:t xml:space="preserve">{{  </w:t>
+      </w:r>
+      <w:r>
+        <w:rPr>
+          <w:rFonts w:ascii="Times New Roman" w:hAnsi="Times New Roman" w:cs="Times New Roman"/>
+          <w:i/>
+          <w:iCs/>
+          <w:color w:val="1F1F1F"/>
+          <w:kern w:val="0"/>
+          <w:sz w:val="20"/>
+          <w:szCs w:val="20"/>
+        </w:rPr>
+        <w:t>users</w:t>
+      </w:r>
+      <w:r>
+        <w:rPr>
+          <w:rFonts w:ascii="Times New Roman" w:hAnsi="Times New Roman" w:cs="Times New Roman"/>
+          <w:i/>
+          <w:iCs/>
+          <w:color w:val="1F1F1F"/>
+          <w:kern w:val="0"/>
+          <w:sz w:val="20"/>
+          <w:szCs w:val="20"/>
+        </w:rPr>
+        <w:t>[1].signature  }}</w:t>
       </w:r>
     </w:p>
     <w:p>
@@ -1872,49 +2000,21 @@
         <w:jc w:val="both"/>
         <w:rPr>
           <w:rFonts w:ascii="Times New Roman" w:hAnsi="Times New Roman" w:cs="Times New Roman"/>
-          <w:i/>
-          <w:iCs/>
-          <w:color w:val="1F1F1F"/>
-          <w:kern w:val="0"/>
-          <w:sz w:val="20"/>
-          <w:szCs w:val="20"/>
-        </w:rPr>
-      </w:pPr>
-      <w:r>
-        <w:rPr>
-          <w:rFonts w:ascii="Times New Roman" w:hAnsi="Times New Roman" w:cs="Times New Roman"/>
-          <w:i/>
-          <w:iCs/>
-          <w:color w:val="1F1F1F"/>
-          <w:kern w:val="0"/>
-          <w:sz w:val="20"/>
-          <w:szCs w:val="20"/>
-        </w:rPr>
-        <w:t xml:space="preserve">{{  </w:t>
-      </w:r>
-      <w:r>
-        <w:rPr>
-          <w:rFonts w:ascii="Times New Roman" w:hAnsi="Times New Roman" w:cs="Times New Roman"/>
-          <w:i/>
-          <w:iCs/>
-          <w:color w:val="1F1F1F"/>
-          <w:kern w:val="0"/>
-          <w:sz w:val="20"/>
-          <w:szCs w:val="20"/>
-        </w:rPr>
-        <w:t>users</w:t>
-      </w:r>
-      <w:r>
-        <w:rPr>
-          <w:rFonts w:ascii="Times New Roman" w:hAnsi="Times New Roman" w:cs="Times New Roman"/>
-          <w:i/>
-          <w:iCs/>
-          <w:color w:val="1F1F1F"/>
-          <w:kern w:val="0"/>
-          <w:sz w:val="20"/>
-          <w:szCs w:val="20"/>
-        </w:rPr>
-        <w:t>[1].signature  }}</w:t>
+          <w:color w:val="1F1F1F"/>
+          <w:kern w:val="0"/>
+          <w:sz w:val="20"/>
+          <w:szCs w:val="20"/>
+        </w:rPr>
+      </w:pPr>
+      <w:r>
+        <w:rPr>
+          <w:rFonts w:ascii="Times New Roman" w:hAnsi="Times New Roman" w:cs="Times New Roman"/>
+          <w:color w:val="1F1F1F"/>
+          <w:kern w:val="0"/>
+          <w:sz w:val="20"/>
+          <w:szCs w:val="20"/>
+        </w:rPr>
+        <w:t>{%p endif %}</w:t>
       </w:r>
     </w:p>
     <w:p>
@@ -1941,7 +2041,7 @@
           <w:sz w:val="20"/>
           <w:szCs w:val="20"/>
         </w:rPr>
-        <w:t>{%p endif %}</w:t>
+        <w:t>Petitioner B</w:t>
       </w:r>
     </w:p>
     <w:p>
@@ -1954,21 +2054,49 @@
         <w:jc w:val="both"/>
         <w:rPr>
           <w:rFonts w:ascii="Times New Roman" w:hAnsi="Times New Roman" w:cs="Times New Roman"/>
-          <w:color w:val="1F1F1F"/>
-          <w:kern w:val="0"/>
-          <w:sz w:val="20"/>
-          <w:szCs w:val="20"/>
-        </w:rPr>
-      </w:pPr>
-      <w:r>
-        <w:rPr>
-          <w:rFonts w:ascii="Times New Roman" w:hAnsi="Times New Roman" w:cs="Times New Roman"/>
-          <w:color w:val="1F1F1F"/>
-          <w:kern w:val="0"/>
-          <w:sz w:val="20"/>
-          <w:szCs w:val="20"/>
-        </w:rPr>
-        <w:t>Petitioner B</w:t>
+          <w:i/>
+          <w:iCs/>
+          <w:color w:val="1F1F1F"/>
+          <w:kern w:val="0"/>
+          <w:sz w:val="20"/>
+          <w:szCs w:val="20"/>
+        </w:rPr>
+      </w:pPr>
+      <w:r>
+        <w:rPr>
+          <w:rFonts w:ascii="Times New Roman" w:hAnsi="Times New Roman" w:cs="Times New Roman"/>
+          <w:i/>
+          <w:iCs/>
+          <w:color w:val="1F1F1F"/>
+          <w:kern w:val="0"/>
+          <w:sz w:val="20"/>
+          <w:szCs w:val="20"/>
+        </w:rPr>
+        <w:t xml:space="preserve">{{  </w:t>
+      </w:r>
+      <w:r>
+        <w:rPr>
+          <w:rFonts w:ascii="Times New Roman" w:hAnsi="Times New Roman" w:cs="Times New Roman"/>
+          <w:i/>
+          <w:iCs/>
+          <w:color w:val="1F1F1F"/>
+          <w:kern w:val="0"/>
+          <w:sz w:val="20"/>
+          <w:szCs w:val="20"/>
+        </w:rPr>
+        <w:t>users</w:t>
+      </w:r>
+      <w:r>
+        <w:rPr>
+          <w:rFonts w:ascii="Times New Roman" w:hAnsi="Times New Roman" w:cs="Times New Roman"/>
+          <w:i/>
+          <w:iCs/>
+          <w:color w:val="1F1F1F"/>
+          <w:kern w:val="0"/>
+          <w:sz w:val="20"/>
+          <w:szCs w:val="20"/>
+        </w:rPr>
+        <w:t>[1]  }}</w:t>
       </w:r>
     </w:p>
     <w:p>
@@ -1981,49 +2109,51 @@
         <w:jc w:val="both"/>
         <w:rPr>
           <w:rFonts w:ascii="Times New Roman" w:hAnsi="Times New Roman" w:cs="Times New Roman"/>
-          <w:i/>
-          <w:iCs/>
-          <w:color w:val="1F1F1F"/>
-          <w:kern w:val="0"/>
-          <w:sz w:val="20"/>
-          <w:szCs w:val="20"/>
-        </w:rPr>
-      </w:pPr>
-      <w:r>
-        <w:rPr>
-          <w:rFonts w:ascii="Times New Roman" w:hAnsi="Times New Roman" w:cs="Times New Roman"/>
-          <w:i/>
-          <w:iCs/>
-          <w:color w:val="1F1F1F"/>
-          <w:kern w:val="0"/>
-          <w:sz w:val="20"/>
-          <w:szCs w:val="20"/>
-        </w:rPr>
-        <w:t xml:space="preserve">{{  </w:t>
-      </w:r>
-      <w:r>
-        <w:rPr>
-          <w:rFonts w:ascii="Times New Roman" w:hAnsi="Times New Roman" w:cs="Times New Roman"/>
-          <w:i/>
-          <w:iCs/>
-          <w:color w:val="1F1F1F"/>
-          <w:kern w:val="0"/>
-          <w:sz w:val="20"/>
-          <w:szCs w:val="20"/>
-        </w:rPr>
-        <w:t>users</w:t>
-      </w:r>
-      <w:r>
-        <w:rPr>
-          <w:rFonts w:ascii="Times New Roman" w:hAnsi="Times New Roman" w:cs="Times New Roman"/>
-          <w:i/>
-          <w:iCs/>
-          <w:color w:val="1F1F1F"/>
-          <w:kern w:val="0"/>
-          <w:sz w:val="20"/>
-          <w:szCs w:val="20"/>
-        </w:rPr>
-        <w:t>[1]  }}</w:t>
+          <w:color w:val="1F1F1F"/>
+          <w:kern w:val="0"/>
+          <w:sz w:val="20"/>
+          <w:szCs w:val="20"/>
+        </w:rPr>
+      </w:pPr>
+      <w:r>
+        <w:rPr>
+          <w:rFonts w:ascii="Times New Roman" w:hAnsi="Times New Roman" w:cs="Times New Roman"/>
+          <w:color w:val="1F1F1F"/>
+          <w:kern w:val="0"/>
+          <w:sz w:val="20"/>
+          <w:szCs w:val="20"/>
+        </w:rPr>
+        <w:t>{{ users[</w:t>
+      </w:r>
+      <w:r>
+        <w:rPr>
+          <w:rFonts w:ascii="Times New Roman" w:hAnsi="Times New Roman" w:cs="Times New Roman"/>
+          <w:color w:val="1F1F1F"/>
+          <w:kern w:val="0"/>
+          <w:sz w:val="20"/>
+          <w:szCs w:val="20"/>
+        </w:rPr>
+        <w:t>1</w:t>
+      </w:r>
+      <w:r>
+        <w:rPr>
+          <w:rFonts w:ascii="Times New Roman" w:hAnsi="Times New Roman" w:cs="Times New Roman"/>
+          <w:color w:val="1F1F1F"/>
+          <w:kern w:val="0"/>
+          <w:sz w:val="20"/>
+          <w:szCs w:val="20"/>
+        </w:rPr>
+        <w:t>].address }</w:t>
+      </w:r>
+      <w:r>
+        <w:rPr>
+          <w:rFonts w:ascii="Times New Roman" w:hAnsi="Times New Roman" w:cs="Times New Roman"/>
+          <w:color w:val="1F1F1F"/>
+          <w:kern w:val="0"/>
+          <w:sz w:val="20"/>
+          <w:szCs w:val="20"/>
+        </w:rPr>
+        <w:t>}</w:t>
       </w:r>
     </w:p>
     <w:p>
@@ -2070,17 +2200,39 @@
           <w:sz w:val="20"/>
           <w:szCs w:val="20"/>
         </w:rPr>
-        <w:t>].address }</w:t>
-      </w:r>
-      <w:r>
-        <w:rPr>
-          <w:rFonts w:ascii="Times New Roman" w:hAnsi="Times New Roman" w:cs="Times New Roman"/>
-          <w:color w:val="1F1F1F"/>
-          <w:kern w:val="0"/>
-          <w:sz w:val="20"/>
-          <w:szCs w:val="20"/>
-        </w:rPr>
-        <w:t>}</w:t>
+        <w:t>].</w:t>
+      </w:r>
+      <w:proofErr w:type="spellStart"/>
+      <w:r>
+        <w:rPr>
+          <w:rFonts w:ascii="Times New Roman" w:hAnsi="Times New Roman" w:cs="Times New Roman"/>
+          <w:color w:val="1F1F1F"/>
+          <w:kern w:val="0"/>
+          <w:sz w:val="20"/>
+          <w:szCs w:val="20"/>
+        </w:rPr>
+        <w:t>phone</w:t>
+      </w:r>
+      <w:r>
+        <w:rPr>
+          <w:rFonts w:ascii="Times New Roman" w:hAnsi="Times New Roman" w:cs="Times New Roman"/>
+          <w:color w:val="1F1F1F"/>
+          <w:kern w:val="0"/>
+          <w:sz w:val="20"/>
+          <w:szCs w:val="20"/>
+        </w:rPr>
+        <w:t>_number</w:t>
+      </w:r>
+      <w:proofErr w:type="spellEnd"/>
+      <w:r>
+        <w:rPr>
+          <w:rFonts w:ascii="Times New Roman" w:hAnsi="Times New Roman" w:cs="Times New Roman"/>
+          <w:color w:val="1F1F1F"/>
+          <w:kern w:val="0"/>
+          <w:sz w:val="20"/>
+          <w:szCs w:val="20"/>
+        </w:rPr>
+        <w:t xml:space="preserve"> }}</w:t>
       </w:r>
     </w:p>
     <w:p>
@@ -2099,147 +2251,6 @@
           <w:szCs w:val="20"/>
         </w:rPr>
       </w:pPr>
-      <w:r>
-        <w:rPr>
-          <w:rFonts w:ascii="Times New Roman" w:hAnsi="Times New Roman" w:cs="Times New Roman"/>
-          <w:color w:val="1F1F1F"/>
-          <w:kern w:val="0"/>
-          <w:sz w:val="20"/>
-          <w:szCs w:val="20"/>
-        </w:rPr>
-        <w:t>{{ users[</w:t>
-      </w:r>
-      <w:r>
-        <w:rPr>
-          <w:rFonts w:ascii="Times New Roman" w:hAnsi="Times New Roman" w:cs="Times New Roman"/>
-          <w:color w:val="1F1F1F"/>
-          <w:kern w:val="0"/>
-          <w:sz w:val="20"/>
-          <w:szCs w:val="20"/>
-        </w:rPr>
-        <w:t>1</w:t>
-      </w:r>
-      <w:r>
-        <w:rPr>
-          <w:rFonts w:ascii="Times New Roman" w:hAnsi="Times New Roman" w:cs="Times New Roman"/>
-          <w:color w:val="1F1F1F"/>
-          <w:kern w:val="0"/>
-          <w:sz w:val="20"/>
-          <w:szCs w:val="20"/>
-        </w:rPr>
-        <w:t>].</w:t>
-      </w:r>
-      <w:proofErr w:type="spellStart"/>
-      <w:r>
-        <w:rPr>
-          <w:rFonts w:ascii="Times New Roman" w:hAnsi="Times New Roman" w:cs="Times New Roman"/>
-          <w:color w:val="1F1F1F"/>
-          <w:kern w:val="0"/>
-          <w:sz w:val="20"/>
-          <w:szCs w:val="20"/>
-        </w:rPr>
-        <w:t>phone</w:t>
-      </w:r>
-      <w:r>
-        <w:rPr>
-          <w:rFonts w:ascii="Times New Roman" w:hAnsi="Times New Roman" w:cs="Times New Roman"/>
-          <w:color w:val="1F1F1F"/>
-          <w:kern w:val="0"/>
-          <w:sz w:val="20"/>
-          <w:szCs w:val="20"/>
-        </w:rPr>
-        <w:t>_number</w:t>
-      </w:r>
-      <w:proofErr w:type="spellEnd"/>
-      <w:r>
-        <w:rPr>
-          <w:rFonts w:ascii="Times New Roman" w:hAnsi="Times New Roman" w:cs="Times New Roman"/>
-          <w:color w:val="1F1F1F"/>
-          <w:kern w:val="0"/>
-          <w:sz w:val="20"/>
-          <w:szCs w:val="20"/>
-        </w:rPr>
-        <w:t xml:space="preserve"> }}</w:t>
-      </w:r>
-    </w:p>
-    <w:p>
-      <w:pPr>
-        <w:widowControl w:val="0"/>
-        <w:autoSpaceDE w:val="0"/>
-        <w:autoSpaceDN w:val="0"/>
-        <w:adjustRightInd w:val="0"/>
-        <w:spacing w:after="0" w:line="240" w:lineRule="auto"/>
-        <w:jc w:val="both"/>
-        <w:rPr>
-          <w:rFonts w:ascii="Times New Roman" w:hAnsi="Times New Roman" w:cs="Times New Roman"/>
-          <w:color w:val="1F1F1F"/>
-          <w:kern w:val="0"/>
-          <w:sz w:val="20"/>
-          <w:szCs w:val="20"/>
-        </w:rPr>
-      </w:pPr>
-      <w:r>
-        <w:rPr>
-          <w:rFonts w:ascii="Times New Roman" w:hAnsi="Times New Roman" w:cs="Times New Roman"/>
-          <w:color w:val="1F1F1F"/>
-          <w:kern w:val="0"/>
-          <w:sz w:val="20"/>
-          <w:szCs w:val="20"/>
-        </w:rPr>
-        <w:t xml:space="preserve">{{  </w:t>
-      </w:r>
-      <w:r>
-        <w:rPr>
-          <w:rFonts w:ascii="Times New Roman" w:hAnsi="Times New Roman" w:cs="Times New Roman"/>
-          <w:color w:val="1F1F1F"/>
-          <w:kern w:val="0"/>
-          <w:sz w:val="20"/>
-          <w:szCs w:val="20"/>
-        </w:rPr>
-        <w:t>attorneys[</w:t>
-      </w:r>
-      <w:r>
-        <w:rPr>
-          <w:rFonts w:ascii="Times New Roman" w:hAnsi="Times New Roman" w:cs="Times New Roman"/>
-          <w:color w:val="1F1F1F"/>
-          <w:kern w:val="0"/>
-          <w:sz w:val="20"/>
-          <w:szCs w:val="20"/>
-        </w:rPr>
-        <w:t>1</w:t>
-      </w:r>
-      <w:r>
-        <w:rPr>
-          <w:rFonts w:ascii="Times New Roman" w:hAnsi="Times New Roman" w:cs="Times New Roman"/>
-          <w:color w:val="1F1F1F"/>
-          <w:kern w:val="0"/>
-          <w:sz w:val="20"/>
-          <w:szCs w:val="20"/>
-        </w:rPr>
-        <w:t>].</w:t>
-      </w:r>
-      <w:proofErr w:type="spellStart"/>
-      <w:r>
-        <w:rPr>
-          <w:rFonts w:ascii="Times New Roman" w:hAnsi="Times New Roman" w:cs="Times New Roman"/>
-          <w:color w:val="1F1F1F"/>
-          <w:kern w:val="0"/>
-          <w:sz w:val="20"/>
-          <w:szCs w:val="20"/>
-        </w:rPr>
-        <w:t>bbo_number</w:t>
-      </w:r>
-      <w:proofErr w:type="spellEnd"/>
-      <w:r>
-        <w:rPr>
-          <w:rFonts w:ascii="Times New Roman" w:hAnsi="Times New Roman" w:cs="Times New Roman"/>
-          <w:color w:val="1F1F1F"/>
-          <w:kern w:val="0"/>
-          <w:sz w:val="20"/>
-          <w:szCs w:val="20"/>
-        </w:rPr>
-        <w:t xml:space="preserve">  }}</w:t>
-      </w:r>
     </w:p>
     <w:sectPr>
       <w:type w:val="continuous"/>
@@ -3297,6 +3308,14 @@
 </file>
 
 <file path=customXml/item1.xml><?xml version="1.0" encoding="utf-8"?>
+<p:properties xmlns:p="http://schemas.microsoft.com/office/2006/metadata/properties" xmlns:xsi="http://www.w3.org/2001/XMLSchema-instance" xmlns:pc="http://schemas.microsoft.com/office/infopath/2007/PartnerControls">
+  <documentManagement>
+    <_activity xmlns="1f45892c-3ef0-431c-a1bb-39a750032470" xsi:nil="true"/>
+  </documentManagement>
+</p:properties>
+</file>
+
+<file path=customXml/item2.xml><?xml version="1.0" encoding="utf-8"?>
 <ct:contentTypeSchema xmlns:ct="http://schemas.microsoft.com/office/2006/metadata/contentType" xmlns:ma="http://schemas.microsoft.com/office/2006/metadata/properties/metaAttributes" ct:_="" ma:_="" ma:contentTypeName="Document" ma:contentTypeID="0x01010008C02EB6842A874EB640DD65ED12D5CF" ma:contentTypeVersion="16" ma:contentTypeDescription="Create a new document." ma:contentTypeScope="" ma:versionID="560fc17bb8de5fc2b2cac6437ed17b68">
   <xsd:schema xmlns:xsd="http://www.w3.org/2001/XMLSchema" xmlns:xs="http://www.w3.org/2001/XMLSchema" xmlns:p="http://schemas.microsoft.com/office/2006/metadata/properties" xmlns:ns3="1f45892c-3ef0-431c-a1bb-39a750032470" xmlns:ns4="0636241d-c57a-4024-819b-b74165b66945" targetNamespace="http://schemas.microsoft.com/office/2006/metadata/properties" ma:root="true" ma:fieldsID="667cd8fc5be0cf4188a37323f7ff8d53" ns3:_="" ns4:_="">
     <xsd:import namespace="1f45892c-3ef0-431c-a1bb-39a750032470"/>
@@ -3535,14 +3554,6 @@
 </ct:contentTypeSchema>
 </file>
 
-<file path=customXml/item2.xml><?xml version="1.0" encoding="utf-8"?>
-<p:properties xmlns:p="http://schemas.microsoft.com/office/2006/metadata/properties" xmlns:xsi="http://www.w3.org/2001/XMLSchema-instance" xmlns:pc="http://schemas.microsoft.com/office/infopath/2007/PartnerControls">
-  <documentManagement>
-    <_activity xmlns="1f45892c-3ef0-431c-a1bb-39a750032470" xsi:nil="true"/>
-  </documentManagement>
-</p:properties>
-</file>
-
 <file path=customXml/item3.xml><?xml version="1.0" encoding="utf-8"?>
 <?mso-contentType ?>
 <FormTemplates xmlns="http://schemas.microsoft.com/sharepoint/v3/contenttype/forms">
@@ -3553,6 +3564,16 @@
 </file>
 
 <file path=customXml/itemProps1.xml><?xml version="1.0" encoding="utf-8"?>
+<ds:datastoreItem xmlns:ds="http://schemas.openxmlformats.org/officeDocument/2006/customXml" ds:itemID="{2C89B19B-5234-4D55-9C1B-AF2A3F3EDBC0}">
+  <ds:schemaRefs>
+    <ds:schemaRef ds:uri="http://schemas.microsoft.com/office/2006/metadata/properties"/>
+    <ds:schemaRef ds:uri="http://schemas.microsoft.com/office/infopath/2007/PartnerControls"/>
+    <ds:schemaRef ds:uri="1f45892c-3ef0-431c-a1bb-39a750032470"/>
+  </ds:schemaRefs>
+</ds:datastoreItem>
+</file>
+
+<file path=customXml/itemProps2.xml><?xml version="1.0" encoding="utf-8"?>
 <ds:datastoreItem xmlns:ds="http://schemas.openxmlformats.org/officeDocument/2006/customXml" ds:itemID="{324FCB06-BCB4-4B89-A304-AF1B2CD2CC54}">
   <ds:schemaRefs>
     <ds:schemaRef ds:uri="http://schemas.microsoft.com/office/2006/metadata/contentType"/>
@@ -3571,16 +3592,6 @@
 </ds:datastoreItem>
 </file>
 
-<file path=customXml/itemProps2.xml><?xml version="1.0" encoding="utf-8"?>
-<ds:datastoreItem xmlns:ds="http://schemas.openxmlformats.org/officeDocument/2006/customXml" ds:itemID="{2C89B19B-5234-4D55-9C1B-AF2A3F3EDBC0}">
-  <ds:schemaRefs>
-    <ds:schemaRef ds:uri="http://schemas.microsoft.com/office/2006/metadata/properties"/>
-    <ds:schemaRef ds:uri="http://schemas.microsoft.com/office/infopath/2007/PartnerControls"/>
-    <ds:schemaRef ds:uri="1f45892c-3ef0-431c-a1bb-39a750032470"/>
-  </ds:schemaRefs>
-</ds:datastoreItem>
-</file>
-
 <file path=customXml/itemProps3.xml><?xml version="1.0" encoding="utf-8"?>
 <ds:datastoreItem xmlns:ds="http://schemas.openxmlformats.org/officeDocument/2006/customXml" ds:itemID="{6863E8EC-C45A-4AFE-8BB8-A91BCB2549D1}">
   <ds:schemaRefs>
